--- a/projeto_3.docx
+++ b/projeto_3.docx
@@ -9,6 +9,9 @@
     </w:p>
     <w:p>
       <w:r>
+        <w:rPr>
+          <w:noProof/>
+        </w:rPr>
         <w:drawing>
           <wp:inline distT="0" distB="0" distL="0" distR="0" wp14:anchorId="73D9A7D7" wp14:editId="0008C9E9">
             <wp:extent cx="3562847" cy="981212"/>
@@ -49,6 +52,9 @@
     <w:p/>
     <w:p>
       <w:r>
+        <w:rPr>
+          <w:noProof/>
+        </w:rPr>
         <w:drawing>
           <wp:inline distT="0" distB="0" distL="0" distR="0" wp14:anchorId="0C154175" wp14:editId="267CCAF8">
             <wp:extent cx="1571844" cy="809738"/>
@@ -74,6 +80,165 @@
                     <a:xfrm>
                       <a:off x="0" y="0"/>
                       <a:ext cx="1571844" cy="809738"/>
+                    </a:xfrm>
+                    <a:prstGeom prst="rect">
+                      <a:avLst/>
+                    </a:prstGeom>
+                  </pic:spPr>
+                </pic:pic>
+              </a:graphicData>
+            </a:graphic>
+          </wp:inline>
+        </w:drawing>
+      </w:r>
+    </w:p>
+    <w:p/>
+    <w:p>
+      <w:r>
+        <w:rPr>
+          <w:noProof/>
+        </w:rPr>
+        <w:drawing>
+          <wp:inline distT="0" distB="0" distL="0" distR="0" wp14:anchorId="52F8232B" wp14:editId="3DEDC6F5">
+            <wp:extent cx="5400040" cy="3037840"/>
+            <wp:effectExtent l="0" t="0" r="0" b="0"/>
+            <wp:docPr id="610398643" name="Imagem 1" descr="4.4 Level Crossing Rate and Average Fade Duration"/>
+            <wp:cNvGraphicFramePr>
+              <a:graphicFrameLocks xmlns:a="http://schemas.openxmlformats.org/drawingml/2006/main" noChangeAspect="1"/>
+            </wp:cNvGraphicFramePr>
+            <a:graphic xmlns:a="http://schemas.openxmlformats.org/drawingml/2006/main">
+              <a:graphicData uri="http://schemas.openxmlformats.org/drawingml/2006/picture">
+                <pic:pic xmlns:pic="http://schemas.openxmlformats.org/drawingml/2006/picture">
+                  <pic:nvPicPr>
+                    <pic:cNvPr id="0" name="Picture 1" descr="4.4 Level Crossing Rate and Average Fade Duration"/>
+                    <pic:cNvPicPr>
+                      <a:picLocks noChangeAspect="1" noChangeArrowheads="1"/>
+                    </pic:cNvPicPr>
+                  </pic:nvPicPr>
+                  <pic:blipFill>
+                    <a:blip r:embed="rId6">
+                      <a:extLst>
+                        <a:ext uri="{28A0092B-C50C-407E-A947-70E740481C1C}">
+                          <a14:useLocalDpi xmlns:a14="http://schemas.microsoft.com/office/drawing/2010/main" val="0"/>
+                        </a:ext>
+                      </a:extLst>
+                    </a:blip>
+                    <a:srcRect/>
+                    <a:stretch>
+                      <a:fillRect/>
+                    </a:stretch>
+                  </pic:blipFill>
+                  <pic:spPr bwMode="auto">
+                    <a:xfrm>
+                      <a:off x="0" y="0"/>
+                      <a:ext cx="5400040" cy="3037840"/>
+                    </a:xfrm>
+                    <a:prstGeom prst="rect">
+                      <a:avLst/>
+                    </a:prstGeom>
+                    <a:noFill/>
+                    <a:ln>
+                      <a:noFill/>
+                    </a:ln>
+                  </pic:spPr>
+                </pic:pic>
+              </a:graphicData>
+            </a:graphic>
+          </wp:inline>
+        </w:drawing>
+      </w:r>
+    </w:p>
+    <w:p>
+      <w:r>
+        <w:rPr>
+          <w:noProof/>
+        </w:rPr>
+        <w:drawing>
+          <wp:inline distT="0" distB="0" distL="0" distR="0" wp14:anchorId="1A72E94C" wp14:editId="12BD66A4">
+            <wp:extent cx="4000500" cy="1971675"/>
+            <wp:effectExtent l="0" t="0" r="0" b="9525"/>
+            <wp:docPr id="240879776" name="Imagem 2" descr="Level Crossing Rate (LCR) vs. Average Fade Duration (AFD) | RF Wireless World"/>
+            <wp:cNvGraphicFramePr>
+              <a:graphicFrameLocks xmlns:a="http://schemas.openxmlformats.org/drawingml/2006/main" noChangeAspect="1"/>
+            </wp:cNvGraphicFramePr>
+            <a:graphic xmlns:a="http://schemas.openxmlformats.org/drawingml/2006/main">
+              <a:graphicData uri="http://schemas.openxmlformats.org/drawingml/2006/picture">
+                <pic:pic xmlns:pic="http://schemas.openxmlformats.org/drawingml/2006/picture">
+                  <pic:nvPicPr>
+                    <pic:cNvPr id="0" name="Picture 3" descr="Level Crossing Rate (LCR) vs. Average Fade Duration (AFD) | RF Wireless World"/>
+                    <pic:cNvPicPr>
+                      <a:picLocks noChangeAspect="1" noChangeArrowheads="1"/>
+                    </pic:cNvPicPr>
+                  </pic:nvPicPr>
+                  <pic:blipFill>
+                    <a:blip r:embed="rId7">
+                      <a:extLst>
+                        <a:ext uri="{28A0092B-C50C-407E-A947-70E740481C1C}">
+                          <a14:useLocalDpi xmlns:a14="http://schemas.microsoft.com/office/drawing/2010/main" val="0"/>
+                        </a:ext>
+                      </a:extLst>
+                    </a:blip>
+                    <a:srcRect/>
+                    <a:stretch>
+                      <a:fillRect/>
+                    </a:stretch>
+                  </pic:blipFill>
+                  <pic:spPr bwMode="auto">
+                    <a:xfrm>
+                      <a:off x="0" y="0"/>
+                      <a:ext cx="4000500" cy="1971675"/>
+                    </a:xfrm>
+                    <a:prstGeom prst="rect">
+                      <a:avLst/>
+                    </a:prstGeom>
+                    <a:noFill/>
+                    <a:ln>
+                      <a:noFill/>
+                    </a:ln>
+                  </pic:spPr>
+                </pic:pic>
+              </a:graphicData>
+            </a:graphic>
+          </wp:inline>
+        </w:drawing>
+      </w:r>
+    </w:p>
+    <w:p/>
+    <w:p/>
+    <w:p/>
+    <w:p>
+      <w:r>
+        <w:lastRenderedPageBreak/>
+        <w:t>LCR (level crossing rate) e AFD (average fade duration):</w:t>
+      </w:r>
+    </w:p>
+    <w:p>
+      <w:r>
+        <w:drawing>
+          <wp:inline distT="0" distB="0" distL="0" distR="0" wp14:anchorId="486CAFC5" wp14:editId="0CA003CB">
+            <wp:extent cx="3467584" cy="809738"/>
+            <wp:effectExtent l="0" t="0" r="0" b="9525"/>
+            <wp:docPr id="223260398" name="Imagem 1"/>
+            <wp:cNvGraphicFramePr>
+              <a:graphicFrameLocks xmlns:a="http://schemas.openxmlformats.org/drawingml/2006/main" noChangeAspect="1"/>
+            </wp:cNvGraphicFramePr>
+            <a:graphic xmlns:a="http://schemas.openxmlformats.org/drawingml/2006/main">
+              <a:graphicData uri="http://schemas.openxmlformats.org/drawingml/2006/picture">
+                <pic:pic xmlns:pic="http://schemas.openxmlformats.org/drawingml/2006/picture">
+                  <pic:nvPicPr>
+                    <pic:cNvPr id="223260398" name=""/>
+                    <pic:cNvPicPr/>
+                  </pic:nvPicPr>
+                  <pic:blipFill>
+                    <a:blip r:embed="rId8"/>
+                    <a:stretch>
+                      <a:fillRect/>
+                    </a:stretch>
+                  </pic:blipFill>
+                  <pic:spPr>
+                    <a:xfrm>
+                      <a:off x="0" y="0"/>
+                      <a:ext cx="3467584" cy="809738"/>
                     </a:xfrm>
                     <a:prstGeom prst="rect">
                       <a:avLst/>
